--- a/SEM 7/Template.docx
+++ b/SEM 7/Template.docx
@@ -2,14 +2,19 @@
 <file path=word/document.xml><?xml version="1.0" encoding="utf-8"?>
 <w:document xmlns:wpc="http://schemas.microsoft.com/office/word/2010/wordprocessingCanvas" xmlns:cx="http://schemas.microsoft.com/office/drawing/2014/chartex" xmlns:cx1="http://schemas.microsoft.com/office/drawing/2015/9/8/chartex" xmlns:cx2="http://schemas.microsoft.com/office/drawing/2015/10/21/chartex" xmlns:cx3="http://schemas.microsoft.com/office/drawing/2016/5/9/chartex" xmlns:cx4="http://schemas.microsoft.com/office/drawing/2016/5/10/chartex" xmlns:cx5="http://schemas.microsoft.com/office/drawing/2016/5/11/chartex" xmlns:cx6="http://schemas.microsoft.com/office/drawing/2016/5/12/chartex" xmlns:cx7="http://schemas.microsoft.com/office/drawing/2016/5/13/chartex" xmlns:cx8="http://schemas.microsoft.com/office/drawing/2016/5/14/chartex" xmlns:mc="http://schemas.openxmlformats.org/markup-compatibility/2006" xmlns:aink="http://schemas.microsoft.com/office/drawing/2016/ink" xmlns:am3d="http://schemas.microsoft.com/office/drawing/2017/model3d" xmlns:o="urn:schemas-microsoft-com:office:office" xmlns:r="http://schemas.openxmlformats.org/officeDocument/2006/relationships" xmlns:m="http://schemas.openxmlformats.org/officeDocument/2006/math" xmlns:v="urn:schemas-microsoft-com:vml" xmlns:wp14="http://schemas.microsoft.com/office/word/2010/wordprocessingDrawing" xmlns:wp="http://schemas.openxmlformats.org/drawingml/2006/wordprocessingDrawing" xmlns:w10="urn:schemas-microsoft-com:office:word" xmlns:w="http://schemas.openxmlformats.org/wordprocessingml/2006/main" xmlns:w14="http://schemas.microsoft.com/office/word/2010/wordml" xmlns:w15="http://schemas.microsoft.com/office/word/2012/wordml" xmlns:w16cex="http://schemas.microsoft.com/office/word/2018/wordml/cex" xmlns:w16cid="http://schemas.microsoft.com/office/word/2016/wordml/cid" xmlns:w16="http://schemas.microsoft.com/office/word/2018/wordml" xmlns:w16sdtdh="http://schemas.microsoft.com/office/word/2020/wordml/sdtdatahash" xmlns:w16se="http://schemas.microsoft.com/office/word/2015/wordml/symex" xmlns:wpg="http://schemas.microsoft.com/office/word/2010/wordprocessingGroup" xmlns:wpi="http://schemas.microsoft.com/office/word/2010/wordprocessingInk" xmlns:wne="http://schemas.microsoft.com/office/word/2006/wordml" xmlns:wps="http://schemas.microsoft.com/office/word/2010/wordprocessingShape" mc:Ignorable="w14 w15 w16se w16cid w16 w16cex w16sdtdh wp14">
   <w:body>
-    <w:p/>
+    <w:p>
+      <w:pPr>
+        <w:pStyle w:val="Text"/>
+      </w:pPr>
+    </w:p>
     <w:sectPr>
-      <w:headerReference w:type="even" r:id="rId7"/>
-      <w:headerReference w:type="default" r:id="rId8"/>
-      <w:footerReference w:type="even" r:id="rId9"/>
-      <w:footerReference w:type="default" r:id="rId10"/>
-      <w:headerReference w:type="first" r:id="rId11"/>
-      <w:footerReference w:type="first" r:id="rId12"/>
+      <w:headerReference w:type="even" r:id="rId9"/>
+      <w:headerReference w:type="default" r:id="rId10"/>
+      <w:footerReference w:type="even" r:id="rId11"/>
+      <w:footerReference w:type="default" r:id="rId12"/>
+      <w:headerReference w:type="first" r:id="rId13"/>
+      <w:footerReference w:type="first" r:id="rId14"/>
+      <w:type w:val="continuous"/>
       <w:pgSz w:w="11906" w:h="16838"/>
       <w:pgMar w:top="1440" w:right="1080" w:bottom="1440" w:left="1080" w:header="708" w:footer="708" w:gutter="0"/>
       <w:cols w:space="708"/>
@@ -74,14 +79,14 @@
         <w:noProof/>
         <w:color w:val="000000" w:themeColor="text1"/>
       </w:rPr>
-      <w:t>SUB</w:t>
+      <w:t xml:space="preserve">SUB </w:t>
     </w:r>
     <w:r>
       <w:rPr>
         <w:noProof/>
         <w:color w:val="000000" w:themeColor="text1"/>
       </w:rPr>
-      <w:t xml:space="preserve"> Exper</w:t>
+      <w:t>Exper</w:t>
     </w:r>
     <w:r>
       <w:rPr>
@@ -102,14 +107,35 @@
         <w:noProof/>
         <w:color w:val="000000" w:themeColor="text1"/>
       </w:rPr>
-      <w:t xml:space="preserve">NO          </w:t>
+      <w:t>NO</w:t>
     </w:r>
     <w:r>
       <w:rPr>
         <w:noProof/>
         <w:color w:val="000000" w:themeColor="text1"/>
       </w:rPr>
-      <w:t xml:space="preserve">                                                                                                                                                   </w:t>
+      <w:t xml:space="preserve">    </w:t>
+    </w:r>
+    <w:r>
+      <w:rPr>
+        <w:noProof/>
+        <w:color w:val="000000" w:themeColor="text1"/>
+      </w:rPr>
+      <w:t xml:space="preserve">       </w:t>
+    </w:r>
+    <w:r>
+      <w:rPr>
+        <w:noProof/>
+        <w:color w:val="000000" w:themeColor="text1"/>
+      </w:rPr>
+      <w:t xml:space="preserve">          </w:t>
+    </w:r>
+    <w:r>
+      <w:rPr>
+        <w:noProof/>
+        <w:color w:val="000000" w:themeColor="text1"/>
+      </w:rPr>
+      <w:t xml:space="preserve">                                                                                                                                    </w:t>
     </w:r>
     <w:r>
       <w:rPr>
@@ -275,6 +301,1552 @@
     </w:pPr>
   </w:p>
 </w:hdr>
+</file>
+
+<file path=word/numbering.xml><?xml version="1.0" encoding="utf-8"?>
+<w:numbering xmlns:wpc="http://schemas.microsoft.com/office/word/2010/wordprocessingCanvas" xmlns:cx="http://schemas.microsoft.com/office/drawing/2014/chartex" xmlns:cx1="http://schemas.microsoft.com/office/drawing/2015/9/8/chartex" xmlns:cx2="http://schemas.microsoft.com/office/drawing/2015/10/21/chartex" xmlns:cx3="http://schemas.microsoft.com/office/drawing/2016/5/9/chartex" xmlns:cx4="http://schemas.microsoft.com/office/drawing/2016/5/10/chartex" xmlns:cx5="http://schemas.microsoft.com/office/drawing/2016/5/11/chartex" xmlns:cx6="http://schemas.microsoft.com/office/drawing/2016/5/12/chartex" xmlns:cx7="http://schemas.microsoft.com/office/drawing/2016/5/13/chartex" xmlns:cx8="http://schemas.microsoft.com/office/drawing/2016/5/14/chartex" xmlns:mc="http://schemas.openxmlformats.org/markup-compatibility/2006" xmlns:aink="http://schemas.microsoft.com/office/drawing/2016/ink" xmlns:am3d="http://schemas.microsoft.com/office/drawing/2017/model3d" xmlns:o="urn:schemas-microsoft-com:office:office" xmlns:r="http://schemas.openxmlformats.org/officeDocument/2006/relationships" xmlns:m="http://schemas.openxmlformats.org/officeDocument/2006/math" xmlns:v="urn:schemas-microsoft-com:vml" xmlns:wp14="http://schemas.microsoft.com/office/word/2010/wordprocessingDrawing" xmlns:wp="http://schemas.openxmlformats.org/drawingml/2006/wordprocessingDrawing" xmlns:w10="urn:schemas-microsoft-com:office:word" xmlns:w="http://schemas.openxmlformats.org/wordprocessingml/2006/main" xmlns:w14="http://schemas.microsoft.com/office/word/2010/wordml" xmlns:w15="http://schemas.microsoft.com/office/word/2012/wordml" xmlns:w16cex="http://schemas.microsoft.com/office/word/2018/wordml/cex" xmlns:w16cid="http://schemas.microsoft.com/office/word/2016/wordml/cid" xmlns:w16="http://schemas.microsoft.com/office/word/2018/wordml" xmlns:w16sdtdh="http://schemas.microsoft.com/office/word/2020/wordml/sdtdatahash" xmlns:w16se="http://schemas.microsoft.com/office/word/2015/wordml/symex" xmlns:wpg="http://schemas.microsoft.com/office/word/2010/wordprocessingGroup" xmlns:wpi="http://schemas.microsoft.com/office/word/2010/wordprocessingInk" xmlns:wne="http://schemas.microsoft.com/office/word/2006/wordml" xmlns:wps="http://schemas.microsoft.com/office/word/2010/wordprocessingShape" mc:Ignorable="w14 w15 w16se w16cid w16 w16cex w16sdtdh wp14">
+  <w:abstractNum w:abstractNumId="0" w15:restartNumberingAfterBreak="0">
+    <w:nsid w:val="02787103"/>
+    <w:multiLevelType w:val="multilevel"/>
+    <w:tmpl w:val="891EEF26"/>
+    <w:lvl w:ilvl="0">
+      <w:start w:val="1"/>
+      <w:numFmt w:val="bullet"/>
+      <w:lvlText w:val=""/>
+      <w:lvlJc w:val="left"/>
+      <w:pPr>
+        <w:tabs>
+          <w:tab w:val="num" w:pos="720"/>
+        </w:tabs>
+        <w:ind w:left="720" w:hanging="360"/>
+      </w:pPr>
+      <w:rPr>
+        <w:rFonts w:ascii="Symbol" w:hAnsi="Symbol" w:hint="default"/>
+        <w:sz w:val="20"/>
+      </w:rPr>
+    </w:lvl>
+    <w:lvl w:ilvl="1" w:tentative="1">
+      <w:start w:val="1"/>
+      <w:numFmt w:val="bullet"/>
+      <w:lvlText w:val="o"/>
+      <w:lvlJc w:val="left"/>
+      <w:pPr>
+        <w:tabs>
+          <w:tab w:val="num" w:pos="1440"/>
+        </w:tabs>
+        <w:ind w:left="1440" w:hanging="360"/>
+      </w:pPr>
+      <w:rPr>
+        <w:rFonts w:ascii="Courier New" w:hAnsi="Courier New" w:hint="default"/>
+        <w:sz w:val="20"/>
+      </w:rPr>
+    </w:lvl>
+    <w:lvl w:ilvl="2" w:tentative="1">
+      <w:start w:val="1"/>
+      <w:numFmt w:val="bullet"/>
+      <w:lvlText w:val=""/>
+      <w:lvlJc w:val="left"/>
+      <w:pPr>
+        <w:tabs>
+          <w:tab w:val="num" w:pos="2160"/>
+        </w:tabs>
+        <w:ind w:left="2160" w:hanging="360"/>
+      </w:pPr>
+      <w:rPr>
+        <w:rFonts w:ascii="Wingdings" w:hAnsi="Wingdings" w:hint="default"/>
+        <w:sz w:val="20"/>
+      </w:rPr>
+    </w:lvl>
+    <w:lvl w:ilvl="3" w:tentative="1">
+      <w:start w:val="1"/>
+      <w:numFmt w:val="bullet"/>
+      <w:lvlText w:val=""/>
+      <w:lvlJc w:val="left"/>
+      <w:pPr>
+        <w:tabs>
+          <w:tab w:val="num" w:pos="2880"/>
+        </w:tabs>
+        <w:ind w:left="2880" w:hanging="360"/>
+      </w:pPr>
+      <w:rPr>
+        <w:rFonts w:ascii="Wingdings" w:hAnsi="Wingdings" w:hint="default"/>
+        <w:sz w:val="20"/>
+      </w:rPr>
+    </w:lvl>
+    <w:lvl w:ilvl="4" w:tentative="1">
+      <w:start w:val="1"/>
+      <w:numFmt w:val="bullet"/>
+      <w:lvlText w:val=""/>
+      <w:lvlJc w:val="left"/>
+      <w:pPr>
+        <w:tabs>
+          <w:tab w:val="num" w:pos="3600"/>
+        </w:tabs>
+        <w:ind w:left="3600" w:hanging="360"/>
+      </w:pPr>
+      <w:rPr>
+        <w:rFonts w:ascii="Wingdings" w:hAnsi="Wingdings" w:hint="default"/>
+        <w:sz w:val="20"/>
+      </w:rPr>
+    </w:lvl>
+    <w:lvl w:ilvl="5" w:tentative="1">
+      <w:start w:val="1"/>
+      <w:numFmt w:val="bullet"/>
+      <w:lvlText w:val=""/>
+      <w:lvlJc w:val="left"/>
+      <w:pPr>
+        <w:tabs>
+          <w:tab w:val="num" w:pos="4320"/>
+        </w:tabs>
+        <w:ind w:left="4320" w:hanging="360"/>
+      </w:pPr>
+      <w:rPr>
+        <w:rFonts w:ascii="Wingdings" w:hAnsi="Wingdings" w:hint="default"/>
+        <w:sz w:val="20"/>
+      </w:rPr>
+    </w:lvl>
+    <w:lvl w:ilvl="6" w:tentative="1">
+      <w:start w:val="1"/>
+      <w:numFmt w:val="bullet"/>
+      <w:lvlText w:val=""/>
+      <w:lvlJc w:val="left"/>
+      <w:pPr>
+        <w:tabs>
+          <w:tab w:val="num" w:pos="5040"/>
+        </w:tabs>
+        <w:ind w:left="5040" w:hanging="360"/>
+      </w:pPr>
+      <w:rPr>
+        <w:rFonts w:ascii="Wingdings" w:hAnsi="Wingdings" w:hint="default"/>
+        <w:sz w:val="20"/>
+      </w:rPr>
+    </w:lvl>
+    <w:lvl w:ilvl="7" w:tentative="1">
+      <w:start w:val="1"/>
+      <w:numFmt w:val="bullet"/>
+      <w:lvlText w:val=""/>
+      <w:lvlJc w:val="left"/>
+      <w:pPr>
+        <w:tabs>
+          <w:tab w:val="num" w:pos="5760"/>
+        </w:tabs>
+        <w:ind w:left="5760" w:hanging="360"/>
+      </w:pPr>
+      <w:rPr>
+        <w:rFonts w:ascii="Wingdings" w:hAnsi="Wingdings" w:hint="default"/>
+        <w:sz w:val="20"/>
+      </w:rPr>
+    </w:lvl>
+    <w:lvl w:ilvl="8" w:tentative="1">
+      <w:start w:val="1"/>
+      <w:numFmt w:val="bullet"/>
+      <w:lvlText w:val=""/>
+      <w:lvlJc w:val="left"/>
+      <w:pPr>
+        <w:tabs>
+          <w:tab w:val="num" w:pos="6480"/>
+        </w:tabs>
+        <w:ind w:left="6480" w:hanging="360"/>
+      </w:pPr>
+      <w:rPr>
+        <w:rFonts w:ascii="Wingdings" w:hAnsi="Wingdings" w:hint="default"/>
+        <w:sz w:val="20"/>
+      </w:rPr>
+    </w:lvl>
+  </w:abstractNum>
+  <w:abstractNum w:abstractNumId="1" w15:restartNumberingAfterBreak="0">
+    <w:nsid w:val="25D16D04"/>
+    <w:multiLevelType w:val="multilevel"/>
+    <w:tmpl w:val="DF8699B0"/>
+    <w:lvl w:ilvl="0">
+      <w:start w:val="1"/>
+      <w:numFmt w:val="bullet"/>
+      <w:lvlText w:val=""/>
+      <w:lvlJc w:val="left"/>
+      <w:pPr>
+        <w:tabs>
+          <w:tab w:val="num" w:pos="720"/>
+        </w:tabs>
+        <w:ind w:left="720" w:hanging="360"/>
+      </w:pPr>
+      <w:rPr>
+        <w:rFonts w:ascii="Symbol" w:hAnsi="Symbol" w:hint="default"/>
+        <w:sz w:val="20"/>
+      </w:rPr>
+    </w:lvl>
+    <w:lvl w:ilvl="1" w:tentative="1">
+      <w:start w:val="1"/>
+      <w:numFmt w:val="bullet"/>
+      <w:lvlText w:val="o"/>
+      <w:lvlJc w:val="left"/>
+      <w:pPr>
+        <w:tabs>
+          <w:tab w:val="num" w:pos="1440"/>
+        </w:tabs>
+        <w:ind w:left="1440" w:hanging="360"/>
+      </w:pPr>
+      <w:rPr>
+        <w:rFonts w:ascii="Courier New" w:hAnsi="Courier New" w:hint="default"/>
+        <w:sz w:val="20"/>
+      </w:rPr>
+    </w:lvl>
+    <w:lvl w:ilvl="2" w:tentative="1">
+      <w:start w:val="1"/>
+      <w:numFmt w:val="bullet"/>
+      <w:lvlText w:val=""/>
+      <w:lvlJc w:val="left"/>
+      <w:pPr>
+        <w:tabs>
+          <w:tab w:val="num" w:pos="2160"/>
+        </w:tabs>
+        <w:ind w:left="2160" w:hanging="360"/>
+      </w:pPr>
+      <w:rPr>
+        <w:rFonts w:ascii="Wingdings" w:hAnsi="Wingdings" w:hint="default"/>
+        <w:sz w:val="20"/>
+      </w:rPr>
+    </w:lvl>
+    <w:lvl w:ilvl="3" w:tentative="1">
+      <w:start w:val="1"/>
+      <w:numFmt w:val="bullet"/>
+      <w:lvlText w:val=""/>
+      <w:lvlJc w:val="left"/>
+      <w:pPr>
+        <w:tabs>
+          <w:tab w:val="num" w:pos="2880"/>
+        </w:tabs>
+        <w:ind w:left="2880" w:hanging="360"/>
+      </w:pPr>
+      <w:rPr>
+        <w:rFonts w:ascii="Wingdings" w:hAnsi="Wingdings" w:hint="default"/>
+        <w:sz w:val="20"/>
+      </w:rPr>
+    </w:lvl>
+    <w:lvl w:ilvl="4" w:tentative="1">
+      <w:start w:val="1"/>
+      <w:numFmt w:val="bullet"/>
+      <w:lvlText w:val=""/>
+      <w:lvlJc w:val="left"/>
+      <w:pPr>
+        <w:tabs>
+          <w:tab w:val="num" w:pos="3600"/>
+        </w:tabs>
+        <w:ind w:left="3600" w:hanging="360"/>
+      </w:pPr>
+      <w:rPr>
+        <w:rFonts w:ascii="Wingdings" w:hAnsi="Wingdings" w:hint="default"/>
+        <w:sz w:val="20"/>
+      </w:rPr>
+    </w:lvl>
+    <w:lvl w:ilvl="5" w:tentative="1">
+      <w:start w:val="1"/>
+      <w:numFmt w:val="bullet"/>
+      <w:lvlText w:val=""/>
+      <w:lvlJc w:val="left"/>
+      <w:pPr>
+        <w:tabs>
+          <w:tab w:val="num" w:pos="4320"/>
+        </w:tabs>
+        <w:ind w:left="4320" w:hanging="360"/>
+      </w:pPr>
+      <w:rPr>
+        <w:rFonts w:ascii="Wingdings" w:hAnsi="Wingdings" w:hint="default"/>
+        <w:sz w:val="20"/>
+      </w:rPr>
+    </w:lvl>
+    <w:lvl w:ilvl="6" w:tentative="1">
+      <w:start w:val="1"/>
+      <w:numFmt w:val="bullet"/>
+      <w:lvlText w:val=""/>
+      <w:lvlJc w:val="left"/>
+      <w:pPr>
+        <w:tabs>
+          <w:tab w:val="num" w:pos="5040"/>
+        </w:tabs>
+        <w:ind w:left="5040" w:hanging="360"/>
+      </w:pPr>
+      <w:rPr>
+        <w:rFonts w:ascii="Wingdings" w:hAnsi="Wingdings" w:hint="default"/>
+        <w:sz w:val="20"/>
+      </w:rPr>
+    </w:lvl>
+    <w:lvl w:ilvl="7" w:tentative="1">
+      <w:start w:val="1"/>
+      <w:numFmt w:val="bullet"/>
+      <w:lvlText w:val=""/>
+      <w:lvlJc w:val="left"/>
+      <w:pPr>
+        <w:tabs>
+          <w:tab w:val="num" w:pos="5760"/>
+        </w:tabs>
+        <w:ind w:left="5760" w:hanging="360"/>
+      </w:pPr>
+      <w:rPr>
+        <w:rFonts w:ascii="Wingdings" w:hAnsi="Wingdings" w:hint="default"/>
+        <w:sz w:val="20"/>
+      </w:rPr>
+    </w:lvl>
+    <w:lvl w:ilvl="8" w:tentative="1">
+      <w:start w:val="1"/>
+      <w:numFmt w:val="bullet"/>
+      <w:lvlText w:val=""/>
+      <w:lvlJc w:val="left"/>
+      <w:pPr>
+        <w:tabs>
+          <w:tab w:val="num" w:pos="6480"/>
+        </w:tabs>
+        <w:ind w:left="6480" w:hanging="360"/>
+      </w:pPr>
+      <w:rPr>
+        <w:rFonts w:ascii="Wingdings" w:hAnsi="Wingdings" w:hint="default"/>
+        <w:sz w:val="20"/>
+      </w:rPr>
+    </w:lvl>
+  </w:abstractNum>
+  <w:abstractNum w:abstractNumId="2" w15:restartNumberingAfterBreak="0">
+    <w:nsid w:val="29E864A1"/>
+    <w:multiLevelType w:val="multilevel"/>
+    <w:tmpl w:val="7FF8EEE4"/>
+    <w:lvl w:ilvl="0">
+      <w:start w:val="1"/>
+      <w:numFmt w:val="bullet"/>
+      <w:lvlText w:val=""/>
+      <w:lvlJc w:val="left"/>
+      <w:pPr>
+        <w:tabs>
+          <w:tab w:val="num" w:pos="720"/>
+        </w:tabs>
+        <w:ind w:left="720" w:hanging="360"/>
+      </w:pPr>
+      <w:rPr>
+        <w:rFonts w:ascii="Symbol" w:hAnsi="Symbol" w:hint="default"/>
+        <w:sz w:val="20"/>
+      </w:rPr>
+    </w:lvl>
+    <w:lvl w:ilvl="1" w:tentative="1">
+      <w:start w:val="1"/>
+      <w:numFmt w:val="bullet"/>
+      <w:lvlText w:val="o"/>
+      <w:lvlJc w:val="left"/>
+      <w:pPr>
+        <w:tabs>
+          <w:tab w:val="num" w:pos="1440"/>
+        </w:tabs>
+        <w:ind w:left="1440" w:hanging="360"/>
+      </w:pPr>
+      <w:rPr>
+        <w:rFonts w:ascii="Courier New" w:hAnsi="Courier New" w:hint="default"/>
+        <w:sz w:val="20"/>
+      </w:rPr>
+    </w:lvl>
+    <w:lvl w:ilvl="2" w:tentative="1">
+      <w:start w:val="1"/>
+      <w:numFmt w:val="bullet"/>
+      <w:lvlText w:val=""/>
+      <w:lvlJc w:val="left"/>
+      <w:pPr>
+        <w:tabs>
+          <w:tab w:val="num" w:pos="2160"/>
+        </w:tabs>
+        <w:ind w:left="2160" w:hanging="360"/>
+      </w:pPr>
+      <w:rPr>
+        <w:rFonts w:ascii="Wingdings" w:hAnsi="Wingdings" w:hint="default"/>
+        <w:sz w:val="20"/>
+      </w:rPr>
+    </w:lvl>
+    <w:lvl w:ilvl="3" w:tentative="1">
+      <w:start w:val="1"/>
+      <w:numFmt w:val="bullet"/>
+      <w:lvlText w:val=""/>
+      <w:lvlJc w:val="left"/>
+      <w:pPr>
+        <w:tabs>
+          <w:tab w:val="num" w:pos="2880"/>
+        </w:tabs>
+        <w:ind w:left="2880" w:hanging="360"/>
+      </w:pPr>
+      <w:rPr>
+        <w:rFonts w:ascii="Wingdings" w:hAnsi="Wingdings" w:hint="default"/>
+        <w:sz w:val="20"/>
+      </w:rPr>
+    </w:lvl>
+    <w:lvl w:ilvl="4" w:tentative="1">
+      <w:start w:val="1"/>
+      <w:numFmt w:val="bullet"/>
+      <w:lvlText w:val=""/>
+      <w:lvlJc w:val="left"/>
+      <w:pPr>
+        <w:tabs>
+          <w:tab w:val="num" w:pos="3600"/>
+        </w:tabs>
+        <w:ind w:left="3600" w:hanging="360"/>
+      </w:pPr>
+      <w:rPr>
+        <w:rFonts w:ascii="Wingdings" w:hAnsi="Wingdings" w:hint="default"/>
+        <w:sz w:val="20"/>
+      </w:rPr>
+    </w:lvl>
+    <w:lvl w:ilvl="5" w:tentative="1">
+      <w:start w:val="1"/>
+      <w:numFmt w:val="bullet"/>
+      <w:lvlText w:val=""/>
+      <w:lvlJc w:val="left"/>
+      <w:pPr>
+        <w:tabs>
+          <w:tab w:val="num" w:pos="4320"/>
+        </w:tabs>
+        <w:ind w:left="4320" w:hanging="360"/>
+      </w:pPr>
+      <w:rPr>
+        <w:rFonts w:ascii="Wingdings" w:hAnsi="Wingdings" w:hint="default"/>
+        <w:sz w:val="20"/>
+      </w:rPr>
+    </w:lvl>
+    <w:lvl w:ilvl="6" w:tentative="1">
+      <w:start w:val="1"/>
+      <w:numFmt w:val="bullet"/>
+      <w:lvlText w:val=""/>
+      <w:lvlJc w:val="left"/>
+      <w:pPr>
+        <w:tabs>
+          <w:tab w:val="num" w:pos="5040"/>
+        </w:tabs>
+        <w:ind w:left="5040" w:hanging="360"/>
+      </w:pPr>
+      <w:rPr>
+        <w:rFonts w:ascii="Wingdings" w:hAnsi="Wingdings" w:hint="default"/>
+        <w:sz w:val="20"/>
+      </w:rPr>
+    </w:lvl>
+    <w:lvl w:ilvl="7" w:tentative="1">
+      <w:start w:val="1"/>
+      <w:numFmt w:val="bullet"/>
+      <w:lvlText w:val=""/>
+      <w:lvlJc w:val="left"/>
+      <w:pPr>
+        <w:tabs>
+          <w:tab w:val="num" w:pos="5760"/>
+        </w:tabs>
+        <w:ind w:left="5760" w:hanging="360"/>
+      </w:pPr>
+      <w:rPr>
+        <w:rFonts w:ascii="Wingdings" w:hAnsi="Wingdings" w:hint="default"/>
+        <w:sz w:val="20"/>
+      </w:rPr>
+    </w:lvl>
+    <w:lvl w:ilvl="8" w:tentative="1">
+      <w:start w:val="1"/>
+      <w:numFmt w:val="bullet"/>
+      <w:lvlText w:val=""/>
+      <w:lvlJc w:val="left"/>
+      <w:pPr>
+        <w:tabs>
+          <w:tab w:val="num" w:pos="6480"/>
+        </w:tabs>
+        <w:ind w:left="6480" w:hanging="360"/>
+      </w:pPr>
+      <w:rPr>
+        <w:rFonts w:ascii="Wingdings" w:hAnsi="Wingdings" w:hint="default"/>
+        <w:sz w:val="20"/>
+      </w:rPr>
+    </w:lvl>
+  </w:abstractNum>
+  <w:abstractNum w:abstractNumId="3" w15:restartNumberingAfterBreak="0">
+    <w:nsid w:val="39B4645F"/>
+    <w:multiLevelType w:val="multilevel"/>
+    <w:tmpl w:val="9392B702"/>
+    <w:lvl w:ilvl="0">
+      <w:start w:val="1"/>
+      <w:numFmt w:val="bullet"/>
+      <w:lvlText w:val=""/>
+      <w:lvlJc w:val="left"/>
+      <w:pPr>
+        <w:tabs>
+          <w:tab w:val="num" w:pos="720"/>
+        </w:tabs>
+        <w:ind w:left="720" w:hanging="360"/>
+      </w:pPr>
+      <w:rPr>
+        <w:rFonts w:ascii="Symbol" w:hAnsi="Symbol" w:hint="default"/>
+        <w:sz w:val="20"/>
+      </w:rPr>
+    </w:lvl>
+    <w:lvl w:ilvl="1" w:tentative="1">
+      <w:start w:val="1"/>
+      <w:numFmt w:val="bullet"/>
+      <w:lvlText w:val="o"/>
+      <w:lvlJc w:val="left"/>
+      <w:pPr>
+        <w:tabs>
+          <w:tab w:val="num" w:pos="1440"/>
+        </w:tabs>
+        <w:ind w:left="1440" w:hanging="360"/>
+      </w:pPr>
+      <w:rPr>
+        <w:rFonts w:ascii="Courier New" w:hAnsi="Courier New" w:hint="default"/>
+        <w:sz w:val="20"/>
+      </w:rPr>
+    </w:lvl>
+    <w:lvl w:ilvl="2" w:tentative="1">
+      <w:start w:val="1"/>
+      <w:numFmt w:val="bullet"/>
+      <w:lvlText w:val=""/>
+      <w:lvlJc w:val="left"/>
+      <w:pPr>
+        <w:tabs>
+          <w:tab w:val="num" w:pos="2160"/>
+        </w:tabs>
+        <w:ind w:left="2160" w:hanging="360"/>
+      </w:pPr>
+      <w:rPr>
+        <w:rFonts w:ascii="Wingdings" w:hAnsi="Wingdings" w:hint="default"/>
+        <w:sz w:val="20"/>
+      </w:rPr>
+    </w:lvl>
+    <w:lvl w:ilvl="3" w:tentative="1">
+      <w:start w:val="1"/>
+      <w:numFmt w:val="bullet"/>
+      <w:lvlText w:val=""/>
+      <w:lvlJc w:val="left"/>
+      <w:pPr>
+        <w:tabs>
+          <w:tab w:val="num" w:pos="2880"/>
+        </w:tabs>
+        <w:ind w:left="2880" w:hanging="360"/>
+      </w:pPr>
+      <w:rPr>
+        <w:rFonts w:ascii="Wingdings" w:hAnsi="Wingdings" w:hint="default"/>
+        <w:sz w:val="20"/>
+      </w:rPr>
+    </w:lvl>
+    <w:lvl w:ilvl="4" w:tentative="1">
+      <w:start w:val="1"/>
+      <w:numFmt w:val="bullet"/>
+      <w:lvlText w:val=""/>
+      <w:lvlJc w:val="left"/>
+      <w:pPr>
+        <w:tabs>
+          <w:tab w:val="num" w:pos="3600"/>
+        </w:tabs>
+        <w:ind w:left="3600" w:hanging="360"/>
+      </w:pPr>
+      <w:rPr>
+        <w:rFonts w:ascii="Wingdings" w:hAnsi="Wingdings" w:hint="default"/>
+        <w:sz w:val="20"/>
+      </w:rPr>
+    </w:lvl>
+    <w:lvl w:ilvl="5" w:tentative="1">
+      <w:start w:val="1"/>
+      <w:numFmt w:val="bullet"/>
+      <w:lvlText w:val=""/>
+      <w:lvlJc w:val="left"/>
+      <w:pPr>
+        <w:tabs>
+          <w:tab w:val="num" w:pos="4320"/>
+        </w:tabs>
+        <w:ind w:left="4320" w:hanging="360"/>
+      </w:pPr>
+      <w:rPr>
+        <w:rFonts w:ascii="Wingdings" w:hAnsi="Wingdings" w:hint="default"/>
+        <w:sz w:val="20"/>
+      </w:rPr>
+    </w:lvl>
+    <w:lvl w:ilvl="6" w:tentative="1">
+      <w:start w:val="1"/>
+      <w:numFmt w:val="bullet"/>
+      <w:lvlText w:val=""/>
+      <w:lvlJc w:val="left"/>
+      <w:pPr>
+        <w:tabs>
+          <w:tab w:val="num" w:pos="5040"/>
+        </w:tabs>
+        <w:ind w:left="5040" w:hanging="360"/>
+      </w:pPr>
+      <w:rPr>
+        <w:rFonts w:ascii="Wingdings" w:hAnsi="Wingdings" w:hint="default"/>
+        <w:sz w:val="20"/>
+      </w:rPr>
+    </w:lvl>
+    <w:lvl w:ilvl="7" w:tentative="1">
+      <w:start w:val="1"/>
+      <w:numFmt w:val="bullet"/>
+      <w:lvlText w:val=""/>
+      <w:lvlJc w:val="left"/>
+      <w:pPr>
+        <w:tabs>
+          <w:tab w:val="num" w:pos="5760"/>
+        </w:tabs>
+        <w:ind w:left="5760" w:hanging="360"/>
+      </w:pPr>
+      <w:rPr>
+        <w:rFonts w:ascii="Wingdings" w:hAnsi="Wingdings" w:hint="default"/>
+        <w:sz w:val="20"/>
+      </w:rPr>
+    </w:lvl>
+    <w:lvl w:ilvl="8" w:tentative="1">
+      <w:start w:val="1"/>
+      <w:numFmt w:val="bullet"/>
+      <w:lvlText w:val=""/>
+      <w:lvlJc w:val="left"/>
+      <w:pPr>
+        <w:tabs>
+          <w:tab w:val="num" w:pos="6480"/>
+        </w:tabs>
+        <w:ind w:left="6480" w:hanging="360"/>
+      </w:pPr>
+      <w:rPr>
+        <w:rFonts w:ascii="Wingdings" w:hAnsi="Wingdings" w:hint="default"/>
+        <w:sz w:val="20"/>
+      </w:rPr>
+    </w:lvl>
+  </w:abstractNum>
+  <w:abstractNum w:abstractNumId="4" w15:restartNumberingAfterBreak="0">
+    <w:nsid w:val="404B346B"/>
+    <w:multiLevelType w:val="hybridMultilevel"/>
+    <w:tmpl w:val="57445392"/>
+    <w:lvl w:ilvl="0" w:tplc="4009000F">
+      <w:start w:val="1"/>
+      <w:numFmt w:val="decimal"/>
+      <w:lvlText w:val="%1."/>
+      <w:lvlJc w:val="left"/>
+      <w:pPr>
+        <w:ind w:left="720" w:hanging="360"/>
+      </w:pPr>
+    </w:lvl>
+    <w:lvl w:ilvl="1" w:tplc="40090019" w:tentative="1">
+      <w:start w:val="1"/>
+      <w:numFmt w:val="lowerLetter"/>
+      <w:lvlText w:val="%2."/>
+      <w:lvlJc w:val="left"/>
+      <w:pPr>
+        <w:ind w:left="1440" w:hanging="360"/>
+      </w:pPr>
+    </w:lvl>
+    <w:lvl w:ilvl="2" w:tplc="4009001B" w:tentative="1">
+      <w:start w:val="1"/>
+      <w:numFmt w:val="lowerRoman"/>
+      <w:lvlText w:val="%3."/>
+      <w:lvlJc w:val="right"/>
+      <w:pPr>
+        <w:ind w:left="2160" w:hanging="180"/>
+      </w:pPr>
+    </w:lvl>
+    <w:lvl w:ilvl="3" w:tplc="4009000F" w:tentative="1">
+      <w:start w:val="1"/>
+      <w:numFmt w:val="decimal"/>
+      <w:lvlText w:val="%4."/>
+      <w:lvlJc w:val="left"/>
+      <w:pPr>
+        <w:ind w:left="2880" w:hanging="360"/>
+      </w:pPr>
+    </w:lvl>
+    <w:lvl w:ilvl="4" w:tplc="40090019" w:tentative="1">
+      <w:start w:val="1"/>
+      <w:numFmt w:val="lowerLetter"/>
+      <w:lvlText w:val="%5."/>
+      <w:lvlJc w:val="left"/>
+      <w:pPr>
+        <w:ind w:left="3600" w:hanging="360"/>
+      </w:pPr>
+    </w:lvl>
+    <w:lvl w:ilvl="5" w:tplc="4009001B" w:tentative="1">
+      <w:start w:val="1"/>
+      <w:numFmt w:val="lowerRoman"/>
+      <w:lvlText w:val="%6."/>
+      <w:lvlJc w:val="right"/>
+      <w:pPr>
+        <w:ind w:left="4320" w:hanging="180"/>
+      </w:pPr>
+    </w:lvl>
+    <w:lvl w:ilvl="6" w:tplc="4009000F" w:tentative="1">
+      <w:start w:val="1"/>
+      <w:numFmt w:val="decimal"/>
+      <w:lvlText w:val="%7."/>
+      <w:lvlJc w:val="left"/>
+      <w:pPr>
+        <w:ind w:left="5040" w:hanging="360"/>
+      </w:pPr>
+    </w:lvl>
+    <w:lvl w:ilvl="7" w:tplc="40090019" w:tentative="1">
+      <w:start w:val="1"/>
+      <w:numFmt w:val="lowerLetter"/>
+      <w:lvlText w:val="%8."/>
+      <w:lvlJc w:val="left"/>
+      <w:pPr>
+        <w:ind w:left="5760" w:hanging="360"/>
+      </w:pPr>
+    </w:lvl>
+    <w:lvl w:ilvl="8" w:tplc="4009001B" w:tentative="1">
+      <w:start w:val="1"/>
+      <w:numFmt w:val="lowerRoman"/>
+      <w:lvlText w:val="%9."/>
+      <w:lvlJc w:val="right"/>
+      <w:pPr>
+        <w:ind w:left="6480" w:hanging="180"/>
+      </w:pPr>
+    </w:lvl>
+  </w:abstractNum>
+  <w:abstractNum w:abstractNumId="5" w15:restartNumberingAfterBreak="0">
+    <w:nsid w:val="510C6DE5"/>
+    <w:multiLevelType w:val="multilevel"/>
+    <w:tmpl w:val="59022A86"/>
+    <w:lvl w:ilvl="0">
+      <w:start w:val="1"/>
+      <w:numFmt w:val="bullet"/>
+      <w:lvlText w:val=""/>
+      <w:lvlJc w:val="left"/>
+      <w:pPr>
+        <w:tabs>
+          <w:tab w:val="num" w:pos="720"/>
+        </w:tabs>
+        <w:ind w:left="720" w:hanging="360"/>
+      </w:pPr>
+      <w:rPr>
+        <w:rFonts w:ascii="Symbol" w:hAnsi="Symbol" w:hint="default"/>
+        <w:sz w:val="20"/>
+      </w:rPr>
+    </w:lvl>
+    <w:lvl w:ilvl="1" w:tentative="1">
+      <w:start w:val="1"/>
+      <w:numFmt w:val="bullet"/>
+      <w:lvlText w:val="o"/>
+      <w:lvlJc w:val="left"/>
+      <w:pPr>
+        <w:tabs>
+          <w:tab w:val="num" w:pos="1440"/>
+        </w:tabs>
+        <w:ind w:left="1440" w:hanging="360"/>
+      </w:pPr>
+      <w:rPr>
+        <w:rFonts w:ascii="Courier New" w:hAnsi="Courier New" w:hint="default"/>
+        <w:sz w:val="20"/>
+      </w:rPr>
+    </w:lvl>
+    <w:lvl w:ilvl="2" w:tentative="1">
+      <w:start w:val="1"/>
+      <w:numFmt w:val="bullet"/>
+      <w:lvlText w:val=""/>
+      <w:lvlJc w:val="left"/>
+      <w:pPr>
+        <w:tabs>
+          <w:tab w:val="num" w:pos="2160"/>
+        </w:tabs>
+        <w:ind w:left="2160" w:hanging="360"/>
+      </w:pPr>
+      <w:rPr>
+        <w:rFonts w:ascii="Wingdings" w:hAnsi="Wingdings" w:hint="default"/>
+        <w:sz w:val="20"/>
+      </w:rPr>
+    </w:lvl>
+    <w:lvl w:ilvl="3" w:tentative="1">
+      <w:start w:val="1"/>
+      <w:numFmt w:val="bullet"/>
+      <w:lvlText w:val=""/>
+      <w:lvlJc w:val="left"/>
+      <w:pPr>
+        <w:tabs>
+          <w:tab w:val="num" w:pos="2880"/>
+        </w:tabs>
+        <w:ind w:left="2880" w:hanging="360"/>
+      </w:pPr>
+      <w:rPr>
+        <w:rFonts w:ascii="Wingdings" w:hAnsi="Wingdings" w:hint="default"/>
+        <w:sz w:val="20"/>
+      </w:rPr>
+    </w:lvl>
+    <w:lvl w:ilvl="4" w:tentative="1">
+      <w:start w:val="1"/>
+      <w:numFmt w:val="bullet"/>
+      <w:lvlText w:val=""/>
+      <w:lvlJc w:val="left"/>
+      <w:pPr>
+        <w:tabs>
+          <w:tab w:val="num" w:pos="3600"/>
+        </w:tabs>
+        <w:ind w:left="3600" w:hanging="360"/>
+      </w:pPr>
+      <w:rPr>
+        <w:rFonts w:ascii="Wingdings" w:hAnsi="Wingdings" w:hint="default"/>
+        <w:sz w:val="20"/>
+      </w:rPr>
+    </w:lvl>
+    <w:lvl w:ilvl="5" w:tentative="1">
+      <w:start w:val="1"/>
+      <w:numFmt w:val="bullet"/>
+      <w:lvlText w:val=""/>
+      <w:lvlJc w:val="left"/>
+      <w:pPr>
+        <w:tabs>
+          <w:tab w:val="num" w:pos="4320"/>
+        </w:tabs>
+        <w:ind w:left="4320" w:hanging="360"/>
+      </w:pPr>
+      <w:rPr>
+        <w:rFonts w:ascii="Wingdings" w:hAnsi="Wingdings" w:hint="default"/>
+        <w:sz w:val="20"/>
+      </w:rPr>
+    </w:lvl>
+    <w:lvl w:ilvl="6" w:tentative="1">
+      <w:start w:val="1"/>
+      <w:numFmt w:val="bullet"/>
+      <w:lvlText w:val=""/>
+      <w:lvlJc w:val="left"/>
+      <w:pPr>
+        <w:tabs>
+          <w:tab w:val="num" w:pos="5040"/>
+        </w:tabs>
+        <w:ind w:left="5040" w:hanging="360"/>
+      </w:pPr>
+      <w:rPr>
+        <w:rFonts w:ascii="Wingdings" w:hAnsi="Wingdings" w:hint="default"/>
+        <w:sz w:val="20"/>
+      </w:rPr>
+    </w:lvl>
+    <w:lvl w:ilvl="7" w:tentative="1">
+      <w:start w:val="1"/>
+      <w:numFmt w:val="bullet"/>
+      <w:lvlText w:val=""/>
+      <w:lvlJc w:val="left"/>
+      <w:pPr>
+        <w:tabs>
+          <w:tab w:val="num" w:pos="5760"/>
+        </w:tabs>
+        <w:ind w:left="5760" w:hanging="360"/>
+      </w:pPr>
+      <w:rPr>
+        <w:rFonts w:ascii="Wingdings" w:hAnsi="Wingdings" w:hint="default"/>
+        <w:sz w:val="20"/>
+      </w:rPr>
+    </w:lvl>
+    <w:lvl w:ilvl="8" w:tentative="1">
+      <w:start w:val="1"/>
+      <w:numFmt w:val="bullet"/>
+      <w:lvlText w:val=""/>
+      <w:lvlJc w:val="left"/>
+      <w:pPr>
+        <w:tabs>
+          <w:tab w:val="num" w:pos="6480"/>
+        </w:tabs>
+        <w:ind w:left="6480" w:hanging="360"/>
+      </w:pPr>
+      <w:rPr>
+        <w:rFonts w:ascii="Wingdings" w:hAnsi="Wingdings" w:hint="default"/>
+        <w:sz w:val="20"/>
+      </w:rPr>
+    </w:lvl>
+  </w:abstractNum>
+  <w:abstractNum w:abstractNumId="6" w15:restartNumberingAfterBreak="0">
+    <w:nsid w:val="521A70B3"/>
+    <w:multiLevelType w:val="multilevel"/>
+    <w:tmpl w:val="A562543E"/>
+    <w:lvl w:ilvl="0">
+      <w:start w:val="1"/>
+      <w:numFmt w:val="bullet"/>
+      <w:lvlText w:val=""/>
+      <w:lvlJc w:val="left"/>
+      <w:pPr>
+        <w:tabs>
+          <w:tab w:val="num" w:pos="720"/>
+        </w:tabs>
+        <w:ind w:left="720" w:hanging="360"/>
+      </w:pPr>
+      <w:rPr>
+        <w:rFonts w:ascii="Symbol" w:hAnsi="Symbol" w:hint="default"/>
+        <w:sz w:val="20"/>
+      </w:rPr>
+    </w:lvl>
+    <w:lvl w:ilvl="1" w:tentative="1">
+      <w:start w:val="1"/>
+      <w:numFmt w:val="bullet"/>
+      <w:lvlText w:val="o"/>
+      <w:lvlJc w:val="left"/>
+      <w:pPr>
+        <w:tabs>
+          <w:tab w:val="num" w:pos="1440"/>
+        </w:tabs>
+        <w:ind w:left="1440" w:hanging="360"/>
+      </w:pPr>
+      <w:rPr>
+        <w:rFonts w:ascii="Courier New" w:hAnsi="Courier New" w:hint="default"/>
+        <w:sz w:val="20"/>
+      </w:rPr>
+    </w:lvl>
+    <w:lvl w:ilvl="2" w:tentative="1">
+      <w:start w:val="1"/>
+      <w:numFmt w:val="bullet"/>
+      <w:lvlText w:val=""/>
+      <w:lvlJc w:val="left"/>
+      <w:pPr>
+        <w:tabs>
+          <w:tab w:val="num" w:pos="2160"/>
+        </w:tabs>
+        <w:ind w:left="2160" w:hanging="360"/>
+      </w:pPr>
+      <w:rPr>
+        <w:rFonts w:ascii="Wingdings" w:hAnsi="Wingdings" w:hint="default"/>
+        <w:sz w:val="20"/>
+      </w:rPr>
+    </w:lvl>
+    <w:lvl w:ilvl="3" w:tentative="1">
+      <w:start w:val="1"/>
+      <w:numFmt w:val="bullet"/>
+      <w:lvlText w:val=""/>
+      <w:lvlJc w:val="left"/>
+      <w:pPr>
+        <w:tabs>
+          <w:tab w:val="num" w:pos="2880"/>
+        </w:tabs>
+        <w:ind w:left="2880" w:hanging="360"/>
+      </w:pPr>
+      <w:rPr>
+        <w:rFonts w:ascii="Wingdings" w:hAnsi="Wingdings" w:hint="default"/>
+        <w:sz w:val="20"/>
+      </w:rPr>
+    </w:lvl>
+    <w:lvl w:ilvl="4" w:tentative="1">
+      <w:start w:val="1"/>
+      <w:numFmt w:val="bullet"/>
+      <w:lvlText w:val=""/>
+      <w:lvlJc w:val="left"/>
+      <w:pPr>
+        <w:tabs>
+          <w:tab w:val="num" w:pos="3600"/>
+        </w:tabs>
+        <w:ind w:left="3600" w:hanging="360"/>
+      </w:pPr>
+      <w:rPr>
+        <w:rFonts w:ascii="Wingdings" w:hAnsi="Wingdings" w:hint="default"/>
+        <w:sz w:val="20"/>
+      </w:rPr>
+    </w:lvl>
+    <w:lvl w:ilvl="5" w:tentative="1">
+      <w:start w:val="1"/>
+      <w:numFmt w:val="bullet"/>
+      <w:lvlText w:val=""/>
+      <w:lvlJc w:val="left"/>
+      <w:pPr>
+        <w:tabs>
+          <w:tab w:val="num" w:pos="4320"/>
+        </w:tabs>
+        <w:ind w:left="4320" w:hanging="360"/>
+      </w:pPr>
+      <w:rPr>
+        <w:rFonts w:ascii="Wingdings" w:hAnsi="Wingdings" w:hint="default"/>
+        <w:sz w:val="20"/>
+      </w:rPr>
+    </w:lvl>
+    <w:lvl w:ilvl="6" w:tentative="1">
+      <w:start w:val="1"/>
+      <w:numFmt w:val="bullet"/>
+      <w:lvlText w:val=""/>
+      <w:lvlJc w:val="left"/>
+      <w:pPr>
+        <w:tabs>
+          <w:tab w:val="num" w:pos="5040"/>
+        </w:tabs>
+        <w:ind w:left="5040" w:hanging="360"/>
+      </w:pPr>
+      <w:rPr>
+        <w:rFonts w:ascii="Wingdings" w:hAnsi="Wingdings" w:hint="default"/>
+        <w:sz w:val="20"/>
+      </w:rPr>
+    </w:lvl>
+    <w:lvl w:ilvl="7" w:tentative="1">
+      <w:start w:val="1"/>
+      <w:numFmt w:val="bullet"/>
+      <w:lvlText w:val=""/>
+      <w:lvlJc w:val="left"/>
+      <w:pPr>
+        <w:tabs>
+          <w:tab w:val="num" w:pos="5760"/>
+        </w:tabs>
+        <w:ind w:left="5760" w:hanging="360"/>
+      </w:pPr>
+      <w:rPr>
+        <w:rFonts w:ascii="Wingdings" w:hAnsi="Wingdings" w:hint="default"/>
+        <w:sz w:val="20"/>
+      </w:rPr>
+    </w:lvl>
+    <w:lvl w:ilvl="8" w:tentative="1">
+      <w:start w:val="1"/>
+      <w:numFmt w:val="bullet"/>
+      <w:lvlText w:val=""/>
+      <w:lvlJc w:val="left"/>
+      <w:pPr>
+        <w:tabs>
+          <w:tab w:val="num" w:pos="6480"/>
+        </w:tabs>
+        <w:ind w:left="6480" w:hanging="360"/>
+      </w:pPr>
+      <w:rPr>
+        <w:rFonts w:ascii="Wingdings" w:hAnsi="Wingdings" w:hint="default"/>
+        <w:sz w:val="20"/>
+      </w:rPr>
+    </w:lvl>
+  </w:abstractNum>
+  <w:abstractNum w:abstractNumId="7" w15:restartNumberingAfterBreak="0">
+    <w:nsid w:val="5A7C13E6"/>
+    <w:multiLevelType w:val="multilevel"/>
+    <w:tmpl w:val="2B02532E"/>
+    <w:lvl w:ilvl="0">
+      <w:start w:val="1"/>
+      <w:numFmt w:val="bullet"/>
+      <w:lvlText w:val=""/>
+      <w:lvlJc w:val="left"/>
+      <w:pPr>
+        <w:tabs>
+          <w:tab w:val="num" w:pos="720"/>
+        </w:tabs>
+        <w:ind w:left="720" w:hanging="360"/>
+      </w:pPr>
+      <w:rPr>
+        <w:rFonts w:ascii="Symbol" w:hAnsi="Symbol" w:hint="default"/>
+        <w:sz w:val="20"/>
+      </w:rPr>
+    </w:lvl>
+    <w:lvl w:ilvl="1" w:tentative="1">
+      <w:start w:val="1"/>
+      <w:numFmt w:val="bullet"/>
+      <w:lvlText w:val="o"/>
+      <w:lvlJc w:val="left"/>
+      <w:pPr>
+        <w:tabs>
+          <w:tab w:val="num" w:pos="1440"/>
+        </w:tabs>
+        <w:ind w:left="1440" w:hanging="360"/>
+      </w:pPr>
+      <w:rPr>
+        <w:rFonts w:ascii="Courier New" w:hAnsi="Courier New" w:hint="default"/>
+        <w:sz w:val="20"/>
+      </w:rPr>
+    </w:lvl>
+    <w:lvl w:ilvl="2" w:tentative="1">
+      <w:start w:val="1"/>
+      <w:numFmt w:val="bullet"/>
+      <w:lvlText w:val=""/>
+      <w:lvlJc w:val="left"/>
+      <w:pPr>
+        <w:tabs>
+          <w:tab w:val="num" w:pos="2160"/>
+        </w:tabs>
+        <w:ind w:left="2160" w:hanging="360"/>
+      </w:pPr>
+      <w:rPr>
+        <w:rFonts w:ascii="Wingdings" w:hAnsi="Wingdings" w:hint="default"/>
+        <w:sz w:val="20"/>
+      </w:rPr>
+    </w:lvl>
+    <w:lvl w:ilvl="3" w:tentative="1">
+      <w:start w:val="1"/>
+      <w:numFmt w:val="bullet"/>
+      <w:lvlText w:val=""/>
+      <w:lvlJc w:val="left"/>
+      <w:pPr>
+        <w:tabs>
+          <w:tab w:val="num" w:pos="2880"/>
+        </w:tabs>
+        <w:ind w:left="2880" w:hanging="360"/>
+      </w:pPr>
+      <w:rPr>
+        <w:rFonts w:ascii="Wingdings" w:hAnsi="Wingdings" w:hint="default"/>
+        <w:sz w:val="20"/>
+      </w:rPr>
+    </w:lvl>
+    <w:lvl w:ilvl="4" w:tentative="1">
+      <w:start w:val="1"/>
+      <w:numFmt w:val="bullet"/>
+      <w:lvlText w:val=""/>
+      <w:lvlJc w:val="left"/>
+      <w:pPr>
+        <w:tabs>
+          <w:tab w:val="num" w:pos="3600"/>
+        </w:tabs>
+        <w:ind w:left="3600" w:hanging="360"/>
+      </w:pPr>
+      <w:rPr>
+        <w:rFonts w:ascii="Wingdings" w:hAnsi="Wingdings" w:hint="default"/>
+        <w:sz w:val="20"/>
+      </w:rPr>
+    </w:lvl>
+    <w:lvl w:ilvl="5" w:tentative="1">
+      <w:start w:val="1"/>
+      <w:numFmt w:val="bullet"/>
+      <w:lvlText w:val=""/>
+      <w:lvlJc w:val="left"/>
+      <w:pPr>
+        <w:tabs>
+          <w:tab w:val="num" w:pos="4320"/>
+        </w:tabs>
+        <w:ind w:left="4320" w:hanging="360"/>
+      </w:pPr>
+      <w:rPr>
+        <w:rFonts w:ascii="Wingdings" w:hAnsi="Wingdings" w:hint="default"/>
+        <w:sz w:val="20"/>
+      </w:rPr>
+    </w:lvl>
+    <w:lvl w:ilvl="6" w:tentative="1">
+      <w:start w:val="1"/>
+      <w:numFmt w:val="bullet"/>
+      <w:lvlText w:val=""/>
+      <w:lvlJc w:val="left"/>
+      <w:pPr>
+        <w:tabs>
+          <w:tab w:val="num" w:pos="5040"/>
+        </w:tabs>
+        <w:ind w:left="5040" w:hanging="360"/>
+      </w:pPr>
+      <w:rPr>
+        <w:rFonts w:ascii="Wingdings" w:hAnsi="Wingdings" w:hint="default"/>
+        <w:sz w:val="20"/>
+      </w:rPr>
+    </w:lvl>
+    <w:lvl w:ilvl="7" w:tentative="1">
+      <w:start w:val="1"/>
+      <w:numFmt w:val="bullet"/>
+      <w:lvlText w:val=""/>
+      <w:lvlJc w:val="left"/>
+      <w:pPr>
+        <w:tabs>
+          <w:tab w:val="num" w:pos="5760"/>
+        </w:tabs>
+        <w:ind w:left="5760" w:hanging="360"/>
+      </w:pPr>
+      <w:rPr>
+        <w:rFonts w:ascii="Wingdings" w:hAnsi="Wingdings" w:hint="default"/>
+        <w:sz w:val="20"/>
+      </w:rPr>
+    </w:lvl>
+    <w:lvl w:ilvl="8" w:tentative="1">
+      <w:start w:val="1"/>
+      <w:numFmt w:val="bullet"/>
+      <w:lvlText w:val=""/>
+      <w:lvlJc w:val="left"/>
+      <w:pPr>
+        <w:tabs>
+          <w:tab w:val="num" w:pos="6480"/>
+        </w:tabs>
+        <w:ind w:left="6480" w:hanging="360"/>
+      </w:pPr>
+      <w:rPr>
+        <w:rFonts w:ascii="Wingdings" w:hAnsi="Wingdings" w:hint="default"/>
+        <w:sz w:val="20"/>
+      </w:rPr>
+    </w:lvl>
+  </w:abstractNum>
+  <w:abstractNum w:abstractNumId="8" w15:restartNumberingAfterBreak="0">
+    <w:nsid w:val="64223227"/>
+    <w:multiLevelType w:val="hybridMultilevel"/>
+    <w:tmpl w:val="5A04A276"/>
+    <w:lvl w:ilvl="0" w:tplc="6AE417FA">
+      <w:start w:val="1"/>
+      <w:numFmt w:val="bullet"/>
+      <w:pStyle w:val="CList"/>
+      <w:lvlText w:val=""/>
+      <w:lvlJc w:val="left"/>
+      <w:pPr>
+        <w:ind w:left="720" w:hanging="360"/>
+      </w:pPr>
+      <w:rPr>
+        <w:rFonts w:ascii="Symbol" w:hAnsi="Symbol" w:hint="default"/>
+      </w:rPr>
+    </w:lvl>
+    <w:lvl w:ilvl="1" w:tplc="40090003">
+      <w:start w:val="1"/>
+      <w:numFmt w:val="bullet"/>
+      <w:lvlText w:val="o"/>
+      <w:lvlJc w:val="left"/>
+      <w:pPr>
+        <w:ind w:left="1440" w:hanging="360"/>
+      </w:pPr>
+      <w:rPr>
+        <w:rFonts w:ascii="Courier New" w:hAnsi="Courier New" w:cs="Courier New" w:hint="default"/>
+      </w:rPr>
+    </w:lvl>
+    <w:lvl w:ilvl="2" w:tplc="40090005" w:tentative="1">
+      <w:start w:val="1"/>
+      <w:numFmt w:val="bullet"/>
+      <w:lvlText w:val=""/>
+      <w:lvlJc w:val="left"/>
+      <w:pPr>
+        <w:ind w:left="2160" w:hanging="360"/>
+      </w:pPr>
+      <w:rPr>
+        <w:rFonts w:ascii="Wingdings" w:hAnsi="Wingdings" w:hint="default"/>
+      </w:rPr>
+    </w:lvl>
+    <w:lvl w:ilvl="3" w:tplc="40090001" w:tentative="1">
+      <w:start w:val="1"/>
+      <w:numFmt w:val="bullet"/>
+      <w:lvlText w:val=""/>
+      <w:lvlJc w:val="left"/>
+      <w:pPr>
+        <w:ind w:left="2880" w:hanging="360"/>
+      </w:pPr>
+      <w:rPr>
+        <w:rFonts w:ascii="Symbol" w:hAnsi="Symbol" w:hint="default"/>
+      </w:rPr>
+    </w:lvl>
+    <w:lvl w:ilvl="4" w:tplc="40090003" w:tentative="1">
+      <w:start w:val="1"/>
+      <w:numFmt w:val="bullet"/>
+      <w:lvlText w:val="o"/>
+      <w:lvlJc w:val="left"/>
+      <w:pPr>
+        <w:ind w:left="3600" w:hanging="360"/>
+      </w:pPr>
+      <w:rPr>
+        <w:rFonts w:ascii="Courier New" w:hAnsi="Courier New" w:cs="Courier New" w:hint="default"/>
+      </w:rPr>
+    </w:lvl>
+    <w:lvl w:ilvl="5" w:tplc="40090005" w:tentative="1">
+      <w:start w:val="1"/>
+      <w:numFmt w:val="bullet"/>
+      <w:lvlText w:val=""/>
+      <w:lvlJc w:val="left"/>
+      <w:pPr>
+        <w:ind w:left="4320" w:hanging="360"/>
+      </w:pPr>
+      <w:rPr>
+        <w:rFonts w:ascii="Wingdings" w:hAnsi="Wingdings" w:hint="default"/>
+      </w:rPr>
+    </w:lvl>
+    <w:lvl w:ilvl="6" w:tplc="40090001" w:tentative="1">
+      <w:start w:val="1"/>
+      <w:numFmt w:val="bullet"/>
+      <w:lvlText w:val=""/>
+      <w:lvlJc w:val="left"/>
+      <w:pPr>
+        <w:ind w:left="5040" w:hanging="360"/>
+      </w:pPr>
+      <w:rPr>
+        <w:rFonts w:ascii="Symbol" w:hAnsi="Symbol" w:hint="default"/>
+      </w:rPr>
+    </w:lvl>
+    <w:lvl w:ilvl="7" w:tplc="40090003" w:tentative="1">
+      <w:start w:val="1"/>
+      <w:numFmt w:val="bullet"/>
+      <w:lvlText w:val="o"/>
+      <w:lvlJc w:val="left"/>
+      <w:pPr>
+        <w:ind w:left="5760" w:hanging="360"/>
+      </w:pPr>
+      <w:rPr>
+        <w:rFonts w:ascii="Courier New" w:hAnsi="Courier New" w:cs="Courier New" w:hint="default"/>
+      </w:rPr>
+    </w:lvl>
+    <w:lvl w:ilvl="8" w:tplc="40090005" w:tentative="1">
+      <w:start w:val="1"/>
+      <w:numFmt w:val="bullet"/>
+      <w:lvlText w:val=""/>
+      <w:lvlJc w:val="left"/>
+      <w:pPr>
+        <w:ind w:left="6480" w:hanging="360"/>
+      </w:pPr>
+      <w:rPr>
+        <w:rFonts w:ascii="Wingdings" w:hAnsi="Wingdings" w:hint="default"/>
+      </w:rPr>
+    </w:lvl>
+  </w:abstractNum>
+  <w:abstractNum w:abstractNumId="9" w15:restartNumberingAfterBreak="0">
+    <w:nsid w:val="65873A4F"/>
+    <w:multiLevelType w:val="multilevel"/>
+    <w:tmpl w:val="32A65C9A"/>
+    <w:lvl w:ilvl="0">
+      <w:start w:val="1"/>
+      <w:numFmt w:val="bullet"/>
+      <w:lvlText w:val=""/>
+      <w:lvlJc w:val="left"/>
+      <w:pPr>
+        <w:tabs>
+          <w:tab w:val="num" w:pos="720"/>
+        </w:tabs>
+        <w:ind w:left="720" w:hanging="360"/>
+      </w:pPr>
+      <w:rPr>
+        <w:rFonts w:ascii="Symbol" w:hAnsi="Symbol" w:hint="default"/>
+        <w:sz w:val="20"/>
+      </w:rPr>
+    </w:lvl>
+    <w:lvl w:ilvl="1" w:tentative="1">
+      <w:start w:val="1"/>
+      <w:numFmt w:val="bullet"/>
+      <w:lvlText w:val="o"/>
+      <w:lvlJc w:val="left"/>
+      <w:pPr>
+        <w:tabs>
+          <w:tab w:val="num" w:pos="1440"/>
+        </w:tabs>
+        <w:ind w:left="1440" w:hanging="360"/>
+      </w:pPr>
+      <w:rPr>
+        <w:rFonts w:ascii="Courier New" w:hAnsi="Courier New" w:hint="default"/>
+        <w:sz w:val="20"/>
+      </w:rPr>
+    </w:lvl>
+    <w:lvl w:ilvl="2" w:tentative="1">
+      <w:start w:val="1"/>
+      <w:numFmt w:val="bullet"/>
+      <w:lvlText w:val=""/>
+      <w:lvlJc w:val="left"/>
+      <w:pPr>
+        <w:tabs>
+          <w:tab w:val="num" w:pos="2160"/>
+        </w:tabs>
+        <w:ind w:left="2160" w:hanging="360"/>
+      </w:pPr>
+      <w:rPr>
+        <w:rFonts w:ascii="Wingdings" w:hAnsi="Wingdings" w:hint="default"/>
+        <w:sz w:val="20"/>
+      </w:rPr>
+    </w:lvl>
+    <w:lvl w:ilvl="3" w:tentative="1">
+      <w:start w:val="1"/>
+      <w:numFmt w:val="bullet"/>
+      <w:lvlText w:val=""/>
+      <w:lvlJc w:val="left"/>
+      <w:pPr>
+        <w:tabs>
+          <w:tab w:val="num" w:pos="2880"/>
+        </w:tabs>
+        <w:ind w:left="2880" w:hanging="360"/>
+      </w:pPr>
+      <w:rPr>
+        <w:rFonts w:ascii="Wingdings" w:hAnsi="Wingdings" w:hint="default"/>
+        <w:sz w:val="20"/>
+      </w:rPr>
+    </w:lvl>
+    <w:lvl w:ilvl="4" w:tentative="1">
+      <w:start w:val="1"/>
+      <w:numFmt w:val="bullet"/>
+      <w:lvlText w:val=""/>
+      <w:lvlJc w:val="left"/>
+      <w:pPr>
+        <w:tabs>
+          <w:tab w:val="num" w:pos="3600"/>
+        </w:tabs>
+        <w:ind w:left="3600" w:hanging="360"/>
+      </w:pPr>
+      <w:rPr>
+        <w:rFonts w:ascii="Wingdings" w:hAnsi="Wingdings" w:hint="default"/>
+        <w:sz w:val="20"/>
+      </w:rPr>
+    </w:lvl>
+    <w:lvl w:ilvl="5" w:tentative="1">
+      <w:start w:val="1"/>
+      <w:numFmt w:val="bullet"/>
+      <w:lvlText w:val=""/>
+      <w:lvlJc w:val="left"/>
+      <w:pPr>
+        <w:tabs>
+          <w:tab w:val="num" w:pos="4320"/>
+        </w:tabs>
+        <w:ind w:left="4320" w:hanging="360"/>
+      </w:pPr>
+      <w:rPr>
+        <w:rFonts w:ascii="Wingdings" w:hAnsi="Wingdings" w:hint="default"/>
+        <w:sz w:val="20"/>
+      </w:rPr>
+    </w:lvl>
+    <w:lvl w:ilvl="6" w:tentative="1">
+      <w:start w:val="1"/>
+      <w:numFmt w:val="bullet"/>
+      <w:lvlText w:val=""/>
+      <w:lvlJc w:val="left"/>
+      <w:pPr>
+        <w:tabs>
+          <w:tab w:val="num" w:pos="5040"/>
+        </w:tabs>
+        <w:ind w:left="5040" w:hanging="360"/>
+      </w:pPr>
+      <w:rPr>
+        <w:rFonts w:ascii="Wingdings" w:hAnsi="Wingdings" w:hint="default"/>
+        <w:sz w:val="20"/>
+      </w:rPr>
+    </w:lvl>
+    <w:lvl w:ilvl="7" w:tentative="1">
+      <w:start w:val="1"/>
+      <w:numFmt w:val="bullet"/>
+      <w:lvlText w:val=""/>
+      <w:lvlJc w:val="left"/>
+      <w:pPr>
+        <w:tabs>
+          <w:tab w:val="num" w:pos="5760"/>
+        </w:tabs>
+        <w:ind w:left="5760" w:hanging="360"/>
+      </w:pPr>
+      <w:rPr>
+        <w:rFonts w:ascii="Wingdings" w:hAnsi="Wingdings" w:hint="default"/>
+        <w:sz w:val="20"/>
+      </w:rPr>
+    </w:lvl>
+    <w:lvl w:ilvl="8" w:tentative="1">
+      <w:start w:val="1"/>
+      <w:numFmt w:val="bullet"/>
+      <w:lvlText w:val=""/>
+      <w:lvlJc w:val="left"/>
+      <w:pPr>
+        <w:tabs>
+          <w:tab w:val="num" w:pos="6480"/>
+        </w:tabs>
+        <w:ind w:left="6480" w:hanging="360"/>
+      </w:pPr>
+      <w:rPr>
+        <w:rFonts w:ascii="Wingdings" w:hAnsi="Wingdings" w:hint="default"/>
+        <w:sz w:val="20"/>
+      </w:rPr>
+    </w:lvl>
+  </w:abstractNum>
+  <w:abstractNum w:abstractNumId="10" w15:restartNumberingAfterBreak="0">
+    <w:nsid w:val="7AFC6145"/>
+    <w:multiLevelType w:val="hybridMultilevel"/>
+    <w:tmpl w:val="A09294AC"/>
+    <w:lvl w:ilvl="0" w:tplc="4009000F">
+      <w:start w:val="1"/>
+      <w:numFmt w:val="decimal"/>
+      <w:lvlText w:val="%1."/>
+      <w:lvlJc w:val="left"/>
+      <w:pPr>
+        <w:ind w:left="720" w:hanging="360"/>
+      </w:pPr>
+      <w:rPr>
+        <w:rFonts w:hint="default"/>
+      </w:rPr>
+    </w:lvl>
+    <w:lvl w:ilvl="1" w:tplc="40090003" w:tentative="1">
+      <w:start w:val="1"/>
+      <w:numFmt w:val="bullet"/>
+      <w:lvlText w:val="o"/>
+      <w:lvlJc w:val="left"/>
+      <w:pPr>
+        <w:ind w:left="1440" w:hanging="360"/>
+      </w:pPr>
+      <w:rPr>
+        <w:rFonts w:ascii="Courier New" w:hAnsi="Courier New" w:cs="Courier New" w:hint="default"/>
+      </w:rPr>
+    </w:lvl>
+    <w:lvl w:ilvl="2" w:tplc="40090005" w:tentative="1">
+      <w:start w:val="1"/>
+      <w:numFmt w:val="bullet"/>
+      <w:lvlText w:val=""/>
+      <w:lvlJc w:val="left"/>
+      <w:pPr>
+        <w:ind w:left="2160" w:hanging="360"/>
+      </w:pPr>
+      <w:rPr>
+        <w:rFonts w:ascii="Wingdings" w:hAnsi="Wingdings" w:hint="default"/>
+      </w:rPr>
+    </w:lvl>
+    <w:lvl w:ilvl="3" w:tplc="40090001" w:tentative="1">
+      <w:start w:val="1"/>
+      <w:numFmt w:val="bullet"/>
+      <w:lvlText w:val=""/>
+      <w:lvlJc w:val="left"/>
+      <w:pPr>
+        <w:ind w:left="2880" w:hanging="360"/>
+      </w:pPr>
+      <w:rPr>
+        <w:rFonts w:ascii="Symbol" w:hAnsi="Symbol" w:hint="default"/>
+      </w:rPr>
+    </w:lvl>
+    <w:lvl w:ilvl="4" w:tplc="40090003" w:tentative="1">
+      <w:start w:val="1"/>
+      <w:numFmt w:val="bullet"/>
+      <w:lvlText w:val="o"/>
+      <w:lvlJc w:val="left"/>
+      <w:pPr>
+        <w:ind w:left="3600" w:hanging="360"/>
+      </w:pPr>
+      <w:rPr>
+        <w:rFonts w:ascii="Courier New" w:hAnsi="Courier New" w:cs="Courier New" w:hint="default"/>
+      </w:rPr>
+    </w:lvl>
+    <w:lvl w:ilvl="5" w:tplc="40090005" w:tentative="1">
+      <w:start w:val="1"/>
+      <w:numFmt w:val="bullet"/>
+      <w:lvlText w:val=""/>
+      <w:lvlJc w:val="left"/>
+      <w:pPr>
+        <w:ind w:left="4320" w:hanging="360"/>
+      </w:pPr>
+      <w:rPr>
+        <w:rFonts w:ascii="Wingdings" w:hAnsi="Wingdings" w:hint="default"/>
+      </w:rPr>
+    </w:lvl>
+    <w:lvl w:ilvl="6" w:tplc="40090001" w:tentative="1">
+      <w:start w:val="1"/>
+      <w:numFmt w:val="bullet"/>
+      <w:lvlText w:val=""/>
+      <w:lvlJc w:val="left"/>
+      <w:pPr>
+        <w:ind w:left="5040" w:hanging="360"/>
+      </w:pPr>
+      <w:rPr>
+        <w:rFonts w:ascii="Symbol" w:hAnsi="Symbol" w:hint="default"/>
+      </w:rPr>
+    </w:lvl>
+    <w:lvl w:ilvl="7" w:tplc="40090003" w:tentative="1">
+      <w:start w:val="1"/>
+      <w:numFmt w:val="bullet"/>
+      <w:lvlText w:val="o"/>
+      <w:lvlJc w:val="left"/>
+      <w:pPr>
+        <w:ind w:left="5760" w:hanging="360"/>
+      </w:pPr>
+      <w:rPr>
+        <w:rFonts w:ascii="Courier New" w:hAnsi="Courier New" w:cs="Courier New" w:hint="default"/>
+      </w:rPr>
+    </w:lvl>
+    <w:lvl w:ilvl="8" w:tplc="40090005" w:tentative="1">
+      <w:start w:val="1"/>
+      <w:numFmt w:val="bullet"/>
+      <w:lvlText w:val=""/>
+      <w:lvlJc w:val="left"/>
+      <w:pPr>
+        <w:ind w:left="6480" w:hanging="360"/>
+      </w:pPr>
+      <w:rPr>
+        <w:rFonts w:ascii="Wingdings" w:hAnsi="Wingdings" w:hint="default"/>
+      </w:rPr>
+    </w:lvl>
+  </w:abstractNum>
+  <w:num w:numId="1">
+    <w:abstractNumId w:val="8"/>
+  </w:num>
+  <w:num w:numId="2">
+    <w:abstractNumId w:val="6"/>
+  </w:num>
+  <w:num w:numId="3">
+    <w:abstractNumId w:val="3"/>
+  </w:num>
+  <w:num w:numId="4">
+    <w:abstractNumId w:val="0"/>
+  </w:num>
+  <w:num w:numId="5">
+    <w:abstractNumId w:val="9"/>
+  </w:num>
+  <w:num w:numId="6">
+    <w:abstractNumId w:val="2"/>
+  </w:num>
+  <w:num w:numId="7">
+    <w:abstractNumId w:val="1"/>
+  </w:num>
+  <w:num w:numId="8">
+    <w:abstractNumId w:val="5"/>
+  </w:num>
+  <w:num w:numId="9">
+    <w:abstractNumId w:val="7"/>
+  </w:num>
+  <w:num w:numId="10">
+    <w:abstractNumId w:val="8"/>
+  </w:num>
+  <w:num w:numId="11">
+    <w:abstractNumId w:val="4"/>
+  </w:num>
+  <w:num w:numId="12">
+    <w:abstractNumId w:val="10"/>
+  </w:num>
+</w:numbering>
 </file>
 
 <file path=word/styles.xml><?xml version="1.0" encoding="utf-8"?>
@@ -676,6 +2248,46 @@
     <w:name w:val="Normal"/>
     <w:qFormat/>
   </w:style>
+  <w:style w:type="paragraph" w:styleId="Heading2">
+    <w:name w:val="heading 2"/>
+    <w:basedOn w:val="Normal"/>
+    <w:link w:val="Heading2Char"/>
+    <w:uiPriority w:val="9"/>
+    <w:qFormat/>
+    <w:rsid w:val="00BA3FB4"/>
+    <w:pPr>
+      <w:spacing w:before="100" w:beforeAutospacing="1" w:after="100" w:afterAutospacing="1" w:line="240" w:lineRule="auto"/>
+      <w:outlineLvl w:val="1"/>
+    </w:pPr>
+    <w:rPr>
+      <w:rFonts w:ascii="Times New Roman" w:eastAsia="Times New Roman" w:hAnsi="Times New Roman" w:cs="Times New Roman"/>
+      <w:b/>
+      <w:bCs/>
+      <w:sz w:val="36"/>
+      <w:szCs w:val="36"/>
+      <w:lang w:eastAsia="en-IN"/>
+    </w:rPr>
+  </w:style>
+  <w:style w:type="paragraph" w:styleId="Heading3">
+    <w:name w:val="heading 3"/>
+    <w:basedOn w:val="Normal"/>
+    <w:link w:val="Heading3Char"/>
+    <w:uiPriority w:val="9"/>
+    <w:qFormat/>
+    <w:rsid w:val="00BA3FB4"/>
+    <w:pPr>
+      <w:spacing w:before="100" w:beforeAutospacing="1" w:after="100" w:afterAutospacing="1" w:line="240" w:lineRule="auto"/>
+      <w:outlineLvl w:val="2"/>
+    </w:pPr>
+    <w:rPr>
+      <w:rFonts w:ascii="Times New Roman" w:eastAsia="Times New Roman" w:hAnsi="Times New Roman" w:cs="Times New Roman"/>
+      <w:b/>
+      <w:bCs/>
+      <w:sz w:val="27"/>
+      <w:szCs w:val="27"/>
+      <w:lang w:eastAsia="en-IN"/>
+    </w:rPr>
+  </w:style>
   <w:style w:type="character" w:default="1" w:styleId="DefaultParagraphFont">
     <w:name w:val="Default Paragraph Font"/>
     <w:uiPriority w:val="1"/>
@@ -709,7 +2321,7 @@
     <w:link w:val="CodeChar"/>
     <w:autoRedefine/>
     <w:qFormat/>
-    <w:rsid w:val="003B3A25"/>
+    <w:rsid w:val="00766856"/>
     <w:pPr>
       <w:spacing w:after="5" w:line="240" w:lineRule="auto"/>
     </w:pPr>
@@ -717,17 +2329,19 @@
       <w:rFonts w:ascii="JetBrains Mono NL" w:eastAsia="Microsoft JhengHei" w:hAnsi="JetBrains Mono NL" w:cs="Cascadia Code"/>
       <w:sz w:val="18"/>
       <w:szCs w:val="24"/>
+      <w:lang w:eastAsia="en-IN"/>
     </w:rPr>
   </w:style>
   <w:style w:type="character" w:customStyle="1" w:styleId="CodeChar">
     <w:name w:val="Code Char"/>
     <w:basedOn w:val="DefaultParagraphFont"/>
     <w:link w:val="Code"/>
-    <w:rsid w:val="003B3A25"/>
+    <w:rsid w:val="00766856"/>
     <w:rPr>
       <w:rFonts w:ascii="JetBrains Mono NL" w:eastAsia="Microsoft JhengHei" w:hAnsi="JetBrains Mono NL" w:cs="Cascadia Code"/>
       <w:sz w:val="18"/>
       <w:szCs w:val="24"/>
+      <w:lang w:eastAsia="en-IN"/>
     </w:rPr>
   </w:style>
   <w:style w:type="paragraph" w:customStyle="1" w:styleId="Question">
@@ -1057,6 +2671,248 @@
       </w:tcPr>
     </w:tblStylePr>
   </w:style>
+  <w:style w:type="paragraph" w:customStyle="1" w:styleId="Seperator">
+    <w:name w:val="Seperator"/>
+    <w:basedOn w:val="Normal"/>
+    <w:link w:val="SeperatorChar"/>
+    <w:qFormat/>
+    <w:rsid w:val="00BA3FB4"/>
+    <w:rPr>
+      <w:sz w:val="4"/>
+      <w:szCs w:val="4"/>
+      <w:lang w:val="en-US"/>
+    </w:rPr>
+  </w:style>
+  <w:style w:type="character" w:customStyle="1" w:styleId="markedcontent">
+    <w:name w:val="markedcontent"/>
+    <w:basedOn w:val="DefaultParagraphFont"/>
+    <w:rsid w:val="00BA3FB4"/>
+  </w:style>
+  <w:style w:type="character" w:customStyle="1" w:styleId="SeperatorChar">
+    <w:name w:val="Seperator Char"/>
+    <w:basedOn w:val="DefaultParagraphFont"/>
+    <w:link w:val="Seperator"/>
+    <w:rsid w:val="00BA3FB4"/>
+    <w:rPr>
+      <w:sz w:val="4"/>
+      <w:szCs w:val="4"/>
+      <w:lang w:val="en-US"/>
+    </w:rPr>
+  </w:style>
+  <w:style w:type="paragraph" w:customStyle="1" w:styleId="Heading">
+    <w:name w:val="Heading"/>
+    <w:basedOn w:val="Seperator"/>
+    <w:link w:val="HeadingChar"/>
+    <w:qFormat/>
+    <w:rsid w:val="00BA3FB4"/>
+    <w:rPr>
+      <w:b/>
+      <w:bCs/>
+      <w:sz w:val="24"/>
+      <w:szCs w:val="24"/>
+    </w:rPr>
+  </w:style>
+  <w:style w:type="paragraph" w:customStyle="1" w:styleId="Text">
+    <w:name w:val="Text"/>
+    <w:basedOn w:val="Seperator"/>
+    <w:link w:val="TextChar"/>
+    <w:qFormat/>
+    <w:rsid w:val="00BA3FB4"/>
+    <w:rPr>
+      <w:sz w:val="22"/>
+      <w:szCs w:val="22"/>
+    </w:rPr>
+  </w:style>
+  <w:style w:type="character" w:customStyle="1" w:styleId="HeadingChar">
+    <w:name w:val="Heading Char"/>
+    <w:basedOn w:val="SeperatorChar"/>
+    <w:link w:val="Heading"/>
+    <w:rsid w:val="00BA3FB4"/>
+    <w:rPr>
+      <w:b/>
+      <w:bCs/>
+      <w:sz w:val="24"/>
+      <w:szCs w:val="24"/>
+      <w:lang w:val="en-US"/>
+    </w:rPr>
+  </w:style>
+  <w:style w:type="paragraph" w:customStyle="1" w:styleId="CList">
+    <w:name w:val="CList"/>
+    <w:basedOn w:val="Text"/>
+    <w:link w:val="CListChar"/>
+    <w:qFormat/>
+    <w:rsid w:val="00BA3FB4"/>
+    <w:pPr>
+      <w:numPr>
+        <w:numId w:val="1"/>
+      </w:numPr>
+      <w:spacing w:after="40" w:line="276" w:lineRule="auto"/>
+    </w:pPr>
+  </w:style>
+  <w:style w:type="character" w:customStyle="1" w:styleId="TextChar">
+    <w:name w:val="Text Char"/>
+    <w:basedOn w:val="SeperatorChar"/>
+    <w:link w:val="Text"/>
+    <w:rsid w:val="00BA3FB4"/>
+    <w:rPr>
+      <w:sz w:val="4"/>
+      <w:szCs w:val="4"/>
+      <w:lang w:val="en-US"/>
+    </w:rPr>
+  </w:style>
+  <w:style w:type="character" w:customStyle="1" w:styleId="Heading2Char">
+    <w:name w:val="Heading 2 Char"/>
+    <w:basedOn w:val="DefaultParagraphFont"/>
+    <w:link w:val="Heading2"/>
+    <w:uiPriority w:val="9"/>
+    <w:rsid w:val="00BA3FB4"/>
+    <w:rPr>
+      <w:rFonts w:ascii="Times New Roman" w:eastAsia="Times New Roman" w:hAnsi="Times New Roman" w:cs="Times New Roman"/>
+      <w:b/>
+      <w:bCs/>
+      <w:sz w:val="36"/>
+      <w:szCs w:val="36"/>
+      <w:lang w:eastAsia="en-IN"/>
+    </w:rPr>
+  </w:style>
+  <w:style w:type="character" w:customStyle="1" w:styleId="CListChar">
+    <w:name w:val="CList Char"/>
+    <w:basedOn w:val="TextChar"/>
+    <w:link w:val="CList"/>
+    <w:rsid w:val="00BA3FB4"/>
+    <w:rPr>
+      <w:sz w:val="4"/>
+      <w:szCs w:val="4"/>
+      <w:lang w:val="en-US"/>
+    </w:rPr>
+  </w:style>
+  <w:style w:type="character" w:customStyle="1" w:styleId="Heading3Char">
+    <w:name w:val="Heading 3 Char"/>
+    <w:basedOn w:val="DefaultParagraphFont"/>
+    <w:link w:val="Heading3"/>
+    <w:uiPriority w:val="9"/>
+    <w:rsid w:val="00BA3FB4"/>
+    <w:rPr>
+      <w:rFonts w:ascii="Times New Roman" w:eastAsia="Times New Roman" w:hAnsi="Times New Roman" w:cs="Times New Roman"/>
+      <w:b/>
+      <w:bCs/>
+      <w:sz w:val="27"/>
+      <w:szCs w:val="27"/>
+      <w:lang w:eastAsia="en-IN"/>
+    </w:rPr>
+  </w:style>
+  <w:style w:type="character" w:styleId="Strong">
+    <w:name w:val="Strong"/>
+    <w:basedOn w:val="DefaultParagraphFont"/>
+    <w:uiPriority w:val="22"/>
+    <w:qFormat/>
+    <w:rsid w:val="00BA3FB4"/>
+    <w:rPr>
+      <w:b/>
+      <w:bCs/>
+    </w:rPr>
+  </w:style>
+  <w:style w:type="paragraph" w:customStyle="1" w:styleId="ds-markdown-paragraph">
+    <w:name w:val="ds-markdown-paragraph"/>
+    <w:basedOn w:val="Normal"/>
+    <w:rsid w:val="00BA3FB4"/>
+    <w:pPr>
+      <w:spacing w:before="100" w:beforeAutospacing="1" w:after="100" w:afterAutospacing="1" w:line="240" w:lineRule="auto"/>
+    </w:pPr>
+    <w:rPr>
+      <w:rFonts w:ascii="Times New Roman" w:eastAsia="Times New Roman" w:hAnsi="Times New Roman" w:cs="Times New Roman"/>
+      <w:sz w:val="24"/>
+      <w:szCs w:val="24"/>
+      <w:lang w:eastAsia="en-IN"/>
+    </w:rPr>
+  </w:style>
+  <w:style w:type="character" w:styleId="HTMLCode">
+    <w:name w:val="HTML Code"/>
+    <w:basedOn w:val="DefaultParagraphFont"/>
+    <w:uiPriority w:val="99"/>
+    <w:semiHidden/>
+    <w:unhideWhenUsed/>
+    <w:rsid w:val="00BA3FB4"/>
+    <w:rPr>
+      <w:rFonts w:ascii="Courier New" w:eastAsia="Times New Roman" w:hAnsi="Courier New" w:cs="Courier New"/>
+      <w:sz w:val="20"/>
+      <w:szCs w:val="20"/>
+    </w:rPr>
+  </w:style>
+  <w:style w:type="character" w:customStyle="1" w:styleId="d813de27">
+    <w:name w:val="d813de27"/>
+    <w:basedOn w:val="DefaultParagraphFont"/>
+    <w:rsid w:val="00BA3FB4"/>
+  </w:style>
+  <w:style w:type="paragraph" w:styleId="HTMLPreformatted">
+    <w:name w:val="HTML Preformatted"/>
+    <w:basedOn w:val="Normal"/>
+    <w:link w:val="HTMLPreformattedChar"/>
+    <w:uiPriority w:val="99"/>
+    <w:semiHidden/>
+    <w:unhideWhenUsed/>
+    <w:rsid w:val="00BA3FB4"/>
+    <w:pPr>
+      <w:tabs>
+        <w:tab w:val="left" w:pos="916"/>
+        <w:tab w:val="left" w:pos="1832"/>
+        <w:tab w:val="left" w:pos="2748"/>
+        <w:tab w:val="left" w:pos="3664"/>
+        <w:tab w:val="left" w:pos="4580"/>
+        <w:tab w:val="left" w:pos="5496"/>
+        <w:tab w:val="left" w:pos="6412"/>
+        <w:tab w:val="left" w:pos="7328"/>
+        <w:tab w:val="left" w:pos="8244"/>
+        <w:tab w:val="left" w:pos="9160"/>
+        <w:tab w:val="left" w:pos="10076"/>
+        <w:tab w:val="left" w:pos="10992"/>
+        <w:tab w:val="left" w:pos="11908"/>
+        <w:tab w:val="left" w:pos="12824"/>
+        <w:tab w:val="left" w:pos="13740"/>
+        <w:tab w:val="left" w:pos="14656"/>
+      </w:tabs>
+      <w:spacing w:after="0" w:line="240" w:lineRule="auto"/>
+    </w:pPr>
+    <w:rPr>
+      <w:rFonts w:ascii="Courier New" w:eastAsia="Times New Roman" w:hAnsi="Courier New" w:cs="Courier New"/>
+      <w:sz w:val="20"/>
+      <w:szCs w:val="20"/>
+      <w:lang w:eastAsia="en-IN"/>
+    </w:rPr>
+  </w:style>
+  <w:style w:type="character" w:customStyle="1" w:styleId="HTMLPreformattedChar">
+    <w:name w:val="HTML Preformatted Char"/>
+    <w:basedOn w:val="DefaultParagraphFont"/>
+    <w:link w:val="HTMLPreformatted"/>
+    <w:uiPriority w:val="99"/>
+    <w:semiHidden/>
+    <w:rsid w:val="00BA3FB4"/>
+    <w:rPr>
+      <w:rFonts w:ascii="Courier New" w:eastAsia="Times New Roman" w:hAnsi="Courier New" w:cs="Courier New"/>
+      <w:sz w:val="20"/>
+      <w:szCs w:val="20"/>
+      <w:lang w:eastAsia="en-IN"/>
+    </w:rPr>
+  </w:style>
+  <w:style w:type="character" w:customStyle="1" w:styleId="token">
+    <w:name w:val="token"/>
+    <w:basedOn w:val="DefaultParagraphFont"/>
+    <w:rsid w:val="00BA3FB4"/>
+  </w:style>
+  <w:style w:type="paragraph" w:customStyle="1" w:styleId="msonormal0">
+    <w:name w:val="msonormal"/>
+    <w:basedOn w:val="Normal"/>
+    <w:rsid w:val="00B51DE4"/>
+    <w:pPr>
+      <w:spacing w:before="100" w:beforeAutospacing="1" w:after="100" w:afterAutospacing="1" w:line="240" w:lineRule="auto"/>
+    </w:pPr>
+    <w:rPr>
+      <w:rFonts w:ascii="Times New Roman" w:eastAsia="Times New Roman" w:hAnsi="Times New Roman" w:cs="Times New Roman"/>
+      <w:sz w:val="24"/>
+      <w:szCs w:val="24"/>
+      <w:lang w:eastAsia="en-IN"/>
+    </w:rPr>
+  </w:style>
 </w:styles>
 </file>
 
@@ -1098,12 +2954,12 @@
 
 <file path=word/glossary/fontTable.xml><?xml version="1.0" encoding="utf-8"?>
 <w:fonts xmlns:mc="http://schemas.openxmlformats.org/markup-compatibility/2006" xmlns:r="http://schemas.openxmlformats.org/officeDocument/2006/relationships" xmlns:w="http://schemas.openxmlformats.org/wordprocessingml/2006/main" xmlns:w14="http://schemas.microsoft.com/office/word/2010/wordml" xmlns:w15="http://schemas.microsoft.com/office/word/2012/wordml" xmlns:w16cex="http://schemas.microsoft.com/office/word/2018/wordml/cex" xmlns:w16cid="http://schemas.microsoft.com/office/word/2016/wordml/cid" xmlns:w16="http://schemas.microsoft.com/office/word/2018/wordml" xmlns:w16sdtdh="http://schemas.microsoft.com/office/word/2020/wordml/sdtdatahash" xmlns:w16se="http://schemas.microsoft.com/office/word/2015/wordml/symex" mc:Ignorable="w14 w15 w16se w16cid w16 w16cex w16sdtdh">
-  <w:font w:name="Calibri">
-    <w:panose1 w:val="020F0502020204030204"/>
-    <w:charset w:val="00"/>
-    <w:family w:val="swiss"/>
+  <w:font w:name="Symbol">
+    <w:panose1 w:val="05050102010706020507"/>
+    <w:charset w:val="02"/>
+    <w:family w:val="roman"/>
     <w:pitch w:val="variable"/>
-    <w:sig w:usb0="E4002EFF" w:usb1="C000247B" w:usb2="00000009" w:usb3="00000000" w:csb0="000001FF" w:csb1="00000000"/>
+    <w:sig w:usb0="00000000" w:usb1="10000000" w:usb2="00000000" w:usb3="00000000" w:csb0="80000000" w:csb1="00000000"/>
   </w:font>
   <w:font w:name="Times New Roman">
     <w:panose1 w:val="02020603050405020304"/>
@@ -1111,6 +2967,27 @@
     <w:family w:val="roman"/>
     <w:pitch w:val="variable"/>
     <w:sig w:usb0="E0002EFF" w:usb1="C000785B" w:usb2="00000009" w:usb3="00000000" w:csb0="000001FF" w:csb1="00000000"/>
+  </w:font>
+  <w:font w:name="Courier New">
+    <w:panose1 w:val="02070309020205020404"/>
+    <w:charset w:val="00"/>
+    <w:family w:val="modern"/>
+    <w:pitch w:val="fixed"/>
+    <w:sig w:usb0="E0002EFF" w:usb1="C0007843" w:usb2="00000009" w:usb3="00000000" w:csb0="000001FF" w:csb1="00000000"/>
+  </w:font>
+  <w:font w:name="Wingdings">
+    <w:panose1 w:val="05000000000000000000"/>
+    <w:charset w:val="02"/>
+    <w:family w:val="auto"/>
+    <w:pitch w:val="variable"/>
+    <w:sig w:usb0="00000000" w:usb1="10000000" w:usb2="00000000" w:usb3="00000000" w:csb0="80000000" w:csb1="00000000"/>
+  </w:font>
+  <w:font w:name="Calibri">
+    <w:panose1 w:val="020F0502020204030204"/>
+    <w:charset w:val="00"/>
+    <w:family w:val="swiss"/>
+    <w:pitch w:val="variable"/>
+    <w:sig w:usb0="E4002EFF" w:usb1="C000247B" w:usb2="00000009" w:usb3="00000000" w:csb0="000001FF" w:csb1="00000000"/>
   </w:font>
   <w:font w:name="JetBrains Mono NL">
     <w:panose1 w:val="02000009000000000000"/>
@@ -1132,7 +3009,7 @@
     <w:charset w:val="00"/>
     <w:family w:val="modern"/>
     <w:pitch w:val="fixed"/>
-    <w:sig w:usb0="A1002AFF" w:usb1="C200F9FB" w:usb2="00040020" w:usb3="00000000" w:csb0="000001FF" w:csb1="00000000"/>
+    <w:sig w:usb0="A10002FF" w:usb1="4000F9FB" w:usb2="00040000" w:usb3="00000000" w:csb0="0000019F" w:csb1="00000000"/>
   </w:font>
   <w:font w:name="Microsoft JhengHei UI">
     <w:panose1 w:val="020B0604030504040204"/>
@@ -1174,11 +3051,26 @@
   </w:compat>
   <w:rsids>
     <w:rsidRoot w:val="008238CD"/>
+    <w:rsid w:val="0000673C"/>
+    <w:rsid w:val="000165E8"/>
+    <w:rsid w:val="00022080"/>
+    <w:rsid w:val="002162F0"/>
+    <w:rsid w:val="002872AF"/>
+    <w:rsid w:val="002E5B3F"/>
+    <w:rsid w:val="003A551D"/>
     <w:rsid w:val="003A6ABC"/>
+    <w:rsid w:val="003D3188"/>
+    <w:rsid w:val="004F7305"/>
+    <w:rsid w:val="00624FA6"/>
+    <w:rsid w:val="006D2E04"/>
     <w:rsid w:val="008238CD"/>
+    <w:rsid w:val="009B7D9D"/>
+    <w:rsid w:val="00A624F2"/>
+    <w:rsid w:val="00AC7174"/>
     <w:rsid w:val="00C208BF"/>
     <w:rsid w:val="00C95DE2"/>
     <w:rsid w:val="00D223CD"/>
+    <w:rsid w:val="00E706C1"/>
   </w:rsids>
   <m:mathPr>
     <m:mathFont m:val="Cambria Math"/>
@@ -1947,10 +3839,22 @@
 </CoverPageProperties>
 </file>
 
+<file path=customXml/item2.xml><?xml version="1.0" encoding="utf-8"?>
+<b:Sources xmlns:b="http://schemas.openxmlformats.org/officeDocument/2006/bibliography" xmlns="http://schemas.openxmlformats.org/officeDocument/2006/bibliography" SelectedStyle="\APASixthEditionOfficeOnline.xsl" StyleName="APA" Version="6"/>
+</file>
+
 <file path=customXml/itemProps1.xml><?xml version="1.0" encoding="utf-8"?>
 <ds:datastoreItem xmlns:ds="http://schemas.openxmlformats.org/officeDocument/2006/customXml" ds:itemID="{55AF091B-3C7A-41E3-B477-F2FDAA23CFDA}">
   <ds:schemaRefs>
     <ds:schemaRef ds:uri="http://schemas.microsoft.com/office/2006/coverPageProps"/>
   </ds:schemaRefs>
 </ds:datastoreItem>
+</file>
+
+<file path=customXml/itemProps2.xml><?xml version="1.0" encoding="utf-8"?>
+<ds:datastoreItem xmlns:ds="http://schemas.openxmlformats.org/officeDocument/2006/customXml" ds:itemID="{BEE25571-44AB-4BBE-AE10-F983B573D412}">
+  <ds:schemaRefs>
+    <ds:schemaRef ds:uri="http://schemas.openxmlformats.org/officeDocument/2006/bibliography"/>
+  </ds:schemaRefs>
+</ds:datastoreItem>
 </file>